--- a/public/templates/000_pm_suite/02_프로젝트 개발/04_설계/02_디자인설계/프로젝트명_프로토타입 계획서_V1.0_20230530.docx
+++ b/public/templates/000_pm_suite/02_프로젝트 개발/04_설계/02_디자인설계/프로젝트명_프로토타입 계획서_V1.0_20230530.docx
@@ -10,7 +10,7 @@
           <w:color w:val="2563EB"/>
           <w:sz w:val="17"/>
         </w:rPr>
-        <w:t>[엠파시 엔터프라이즈 표준 사업관리 서식] 문서번호: PM-44 | 사업명: 한빛글로벌 SyncGuard AI 시스템 구축</w:t>
+        <w:t>[엠파시 엔터프라이즈 표준 사업관리 서식] 문서번호: PM-44 | 사업명: 한빛글로벌 SyncFlow AI 시스템 구축</w:t>
       </w:r>
     </w:p>
     <w:p>
@@ -21,7 +21,7 @@
           <w:color w:val="0F172A"/>
           <w:sz w:val="36"/>
         </w:rPr>
-        <w:t>SyncGuard AI UI/UX 프로토타입 제작 및 사용성 검증 계획서</w:t>
+        <w:t>SyncFlow AI UI/UX 프로토타입 제작 및 사용성 검증 계획서</w:t>
       </w:r>
     </w:p>
     <w:p>
@@ -32,7 +32,7 @@
           <w:color w:val="475569"/>
           <w:sz w:val="21"/>
         </w:rPr>
-        <w:t>사용자 심의 포털(FO) 및 관리자 백오피스(BO) 핵심 화면 인터랙티브 프로토타입 시나리오 및 현업 검증 계획</w:t>
+        <w:t>사용자 검증 포털(FO) 및 관리자 백오피스(BO) 핵심 화면 인터랙티브 프로토타입 시나리오 및 현업 검증 계획</w:t>
       </w:r>
     </w:p>
     <w:tbl>
@@ -147,7 +147,7 @@
                 <w:color w:val="1E293B"/>
                 <w:sz w:val="19"/>
               </w:rPr>
-              <w:t>SyncGuard AI — 엔터프라이즈 AI 콘텐츠·규제 심의 자동화 시스템 구축 사업</w:t>
+              <w:t>SyncFlow AI — 엔터프라이즈 AI 콘텐츠·규제 검증 자동화 시스템 구축 사업</w:t>
             </w:r>
           </w:p>
         </w:tc>
@@ -323,7 +323,7 @@
           <w:color w:val="1E293B"/>
           <w:sz w:val="20"/>
         </w:rPr>
-        <w:t>본 계획서는 본격적인 프론트엔드 코딩(Phase 4) 착수 전, Figma 인터랙티브 프로토타입 및 샌드박스 웹 화면을 통해 현업 마케터와 규제심의관의 실제 업무 동선, OCR 바운딩박스 조작 편의성, 신호등 판정 배지의 직관성을 사전 검증하기 위해 수립되었습니다.</w:t>
+        <w:t>본 계획서는 본격적인 프론트엔드 코딩(Phase 4) 착수 전, Figma 인터랙티브 프로토타입 및 샌드박스 웹 화면을 통해 현업 구매담당자와 규제검토위원의 실제 업무 동선, OCR 바운딩박스 조작 편의성, 신호등 판정 배지의 직관성을 사전 검증하기 위해 수립되었습니다.</w:t>
       </w:r>
     </w:p>
     <w:p>
@@ -505,7 +505,7 @@
                 <w:color w:val="1E293B"/>
                 <w:sz w:val="19"/>
               </w:rPr>
-              <w:t>멀티모달 심의 접수 (UI-FO-004)</w:t>
+              <w:t>멀티모달 검증 접수 (UI-FO-004)</w:t>
             </w:r>
           </w:p>
         </w:tc>
@@ -529,7 +529,7 @@
                 <w:color w:val="1E293B"/>
                 <w:sz w:val="19"/>
               </w:rPr>
-              <w:t>브랜드 선택 후 PDF 브로슈어 및 상세페이지 이미지를 드래그 앤 드롭 업로드</w:t>
+              <w:t>사업본부 선택 후 PDF 브로슈어 및 기술시방서 이미지를 드래그 앤 드롭 업로드</w:t>
             </w:r>
           </w:p>
         </w:tc>
@@ -701,7 +701,7 @@
                 <w:color w:val="1E293B"/>
                 <w:sz w:val="19"/>
               </w:rPr>
-              <w:t>3단계 AI 심의 결과 조회 (UI-FO-009)</w:t>
+              <w:t>3단계 AI 검증 결과 조회 (UI-FO-009)</w:t>
             </w:r>
           </w:p>
         </w:tc>
@@ -725,7 +725,7 @@
                 <w:color w:val="1E293B"/>
                 <w:sz w:val="19"/>
               </w:rPr>
-              <w:t>적색(금지)/황색(주의)/녹색(적격) 배지 필터링 및 식약처 가이드라인 근거 조항 팝업 열람</w:t>
+              <w:t>적색(금지)/황색(주의)/녹색(적격) 배지 필터링 및 공정위·표준원 가이드라인 근거 조항 팝업 열람</w:t>
             </w:r>
           </w:p>
         </w:tc>
@@ -799,7 +799,7 @@
                 <w:color w:val="1E293B"/>
                 <w:sz w:val="19"/>
               </w:rPr>
-              <w:t>AI 안전 대체문구 적용 (UI-FO-010)</w:t>
+              <w:t>AI 안전 표준수정조항 적용 (UI-FO-010)</w:t>
             </w:r>
           </w:p>
         </w:tc>
@@ -823,7 +823,7 @@
                 <w:color w:val="1E293B"/>
                 <w:sz w:val="19"/>
               </w:rPr>
-              <w:t>위반 문구에 대해 AI가 제안한 3가지 대체 카피 중 1건을 원클릭 치환 후 재심의 요청</w:t>
+              <w:t>위반 조항에 대해 AI가 제안한 3가지 대체 조항 중 1건을 원클릭 치환 후 재검증 요청</w:t>
             </w:r>
           </w:p>
         </w:tc>
@@ -847,7 +847,7 @@
                 <w:color w:val="1E293B"/>
                 <w:sz w:val="19"/>
               </w:rPr>
-              <w:t>문구 수정 시간 80% 단축</w:t>
+              <w:t>조항 수정 시간 80% 단축</w:t>
             </w:r>
           </w:p>
         </w:tc>
@@ -921,7 +921,7 @@
                 <w:color w:val="1E293B"/>
                 <w:sz w:val="19"/>
               </w:rPr>
-              <w:t>신규 금지어 정규식 등록 및 샘플 문안 대상 즉시 시뮬레이션 테스트 수행</w:t>
+              <w:t>신규 독소조항 정규식 등록 및 샘플 계약조항 대상 즉시 시뮬레이션 테스트 수행</w:t>
             </w:r>
           </w:p>
         </w:tc>
@@ -1232,7 +1232,7 @@
                 <w:color w:val="1E293B"/>
                 <w:sz w:val="19"/>
               </w:rPr>
-              <w:t>주식회사 한빛글로벌 규제심의팀</w:t>
+              <w:t>주식회사 한빛글로벌 규제검증팀</w:t>
             </w:r>
           </w:p>
         </w:tc>
